--- a/冷凍庫使用規則.docx
+++ b/冷凍庫使用規則.docx
@@ -166,6 +166,15 @@
           <w:sz w:val="22"/>
         </w:rPr>
         <w:t>下門 第2層：其他／粉類</w:t>
+      </w:r>
+    </w:p>
+    <w:p>
+      <w:r>
+        <w:rPr>
+          <w:rFonts w:ascii="Microsoft JhengHei" w:hAnsi="Microsoft JhengHei" w:eastAsia="Microsoft JhengHei"/>
+          <w:sz w:val="23"/>
+        </w:rPr>
+        <w:t>※ 私人（自己的東西）一律放下門第1層。</w:t>
       </w:r>
     </w:p>
     <w:p>

--- a/冷凍庫使用規則.docx
+++ b/冷凍庫使用規則.docx
@@ -174,7 +174,7 @@
           <w:rFonts w:ascii="Microsoft JhengHei" w:hAnsi="Microsoft JhengHei" w:eastAsia="Microsoft JhengHei"/>
           <w:sz w:val="23"/>
         </w:rPr>
-        <w:t>※ 私人（自己的東西）一律放下門第1層。</w:t>
+        <w:t>※ 私人（自己的東西）一律放下門第1層的專用箱。</w:t>
       </w:r>
     </w:p>
     <w:p>

--- a/冷凍庫使用規則.docx
+++ b/冷凍庫使用規則.docx
@@ -68,7 +68,7 @@
           <w:color w:val="666666"/>
           <w:sz w:val="19"/>
         </w:rPr>
-        <w:t>樓層位置圖　掃碼開啟 App 位置圖</w:t>
+        <w:t>材料清單　掃碼開啟 App 材料清單</w:t>
       </w:r>
     </w:p>
     <w:p>
